--- a/docs/reference/2026-jun-aug/11-marketplace-skills.md.docx
+++ b/docs/reference/2026-jun-aug/11-marketplace-skills.md.docx
@@ -7,7 +7,7 @@
         <w:pStyle w:val="Heading1"/>
         <w:rPr/>
       </w:pPr>
-      <w:bookmarkStart w:colFirst="0" w:colLast="0" w:name="_ayliylxasui" w:id="0"/>
+      <w:bookmarkStart w:colFirst="0" w:colLast="0" w:name="_zbcla18p2adg" w:id="0"/>
       <w:bookmarkEnd w:id="0"/>
       <w:r>
         <w:rPr>
@@ -124,7 +124,7 @@
         <w:pStyle w:val="Heading2"/>
         <w:rPr/>
       </w:pPr>
-      <w:bookmarkStart w:colFirst="0" w:colLast="0" w:name="_tp8x8li5fg9r" w:id="1"/>
+      <w:bookmarkStart w:colFirst="0" w:colLast="0" w:name="_uknuiunybu7r" w:id="1"/>
       <w:bookmarkEnd w:id="1"/>
       <w:r>
         <w:rPr>
@@ -473,7 +473,7 @@
         <w:pStyle w:val="Heading2"/>
         <w:rPr/>
       </w:pPr>
-      <w:bookmarkStart w:colFirst="0" w:colLast="0" w:name="_b8u5jom0vqlk" w:id="2"/>
+      <w:bookmarkStart w:colFirst="0" w:colLast="0" w:name="_9te3v7dsk2fa" w:id="2"/>
       <w:bookmarkEnd w:id="2"/>
       <w:r>
         <w:rPr>
@@ -889,6 +889,11 @@
               </w:rPr>
               <w:t xml:space="preserve">Reproduce → hypothesize → fix</w:t>
             </w:r>
+            <w:r>
+              <w:rPr>
+                <w:rtl w:val="0"/>
+              </w:rPr>
+            </w:r>
           </w:p>
         </w:tc>
       </w:tr>
@@ -1691,7 +1696,7 @@
         <w:pStyle w:val="Heading2"/>
         <w:rPr/>
       </w:pPr>
-      <w:bookmarkStart w:colFirst="0" w:colLast="0" w:name="_cf4e5x7lg9t2" w:id="3"/>
+      <w:bookmarkStart w:colFirst="0" w:colLast="0" w:name="_cb8s972c2atg" w:id="3"/>
       <w:bookmarkEnd w:id="3"/>
       <w:r>
         <w:rPr>
@@ -1738,7 +1743,7 @@
         <w:pStyle w:val="Heading2"/>
         <w:rPr/>
       </w:pPr>
-      <w:bookmarkStart w:colFirst="0" w:colLast="0" w:name="_skoumpgtqx7a" w:id="4"/>
+      <w:bookmarkStart w:colFirst="0" w:colLast="0" w:name="_mf98mhqpgh6b" w:id="4"/>
       <w:bookmarkEnd w:id="4"/>
       <w:r>
         <w:rPr>
@@ -1754,6 +1759,7 @@
           <w:numId w:val="1"/>
         </w:numPr>
         <w:ind w:left="720" w:hanging="360"/>
+        <w:rPr/>
       </w:pPr>
       <w:r>
         <w:rPr>
@@ -1776,6 +1782,7 @@
           <w:numId w:val="1"/>
         </w:numPr>
         <w:ind w:left="720" w:hanging="360"/>
+        <w:rPr/>
       </w:pPr>
       <w:r>
         <w:rPr>
@@ -1798,6 +1805,7 @@
           <w:numId w:val="1"/>
         </w:numPr>
         <w:ind w:left="720" w:hanging="360"/>
+        <w:rPr/>
       </w:pPr>
       <w:r>
         <w:rPr>
@@ -1821,6 +1829,7 @@
           <w:numId w:val="1"/>
         </w:numPr>
         <w:ind w:left="720" w:hanging="360"/>
+        <w:rPr/>
       </w:pPr>
       <w:r>
         <w:rPr>
